--- a/docs/synthetic-environment-specification/synthetic-environment-specification.docx
+++ b/docs/synthetic-environment-specification/synthetic-environment-specification.docx
@@ -81,7 +81,7 @@
         </w:rPr>
         <w:t>Artifact fingerprint SHA-256</w:t>
         <w:br/>
-        <w:t>be782bd9e5ffdd86a94c545da9d673ce206d76956fabdbad20a8974a1199120b</w:t>
+        <w:t>c1adc3d418b8228ab2cceb16d237b302f287f1164369ec58456c702c8f955ce1</w:t>
       </w:r>
     </w:p>
     <w:p>
@@ -255,7 +255,7 @@
                 <w:b w:val="0"/>
                 <w:sz w:val="15"/>
               </w:rPr>
-              <w:t>examples/generator.v2.json</w:t>
+              <w:t>examples/simulator.v2.json</w:t>
             </w:r>
           </w:p>
         </w:tc>
@@ -5764,7 +5764,7 @@
         <w:spacing w:after="120"/>
       </w:pPr>
       <w:r>
-        <w:t>이 문서의 artifact fingerprint는 be782bd9e5ffdd86a94c545da9d673ce206d76956fabdbad20a8974a1199120b이다.</w:t>
+        <w:t>이 문서의 artifact fingerprint는 c1adc3d418b8228ab2cceb16d237b302f287f1164369ec58456c702c8f955ce1이다.</w:t>
       </w:r>
     </w:p>
     <w:sectPr>
